--- a/UnityProject/Assets/PSD2UGUI/Doc/使用说明及UI命名规则.docx
+++ b/UnityProject/Assets/PSD2UGUI/Doc/使用说明及UI命名规则.docx
@@ -33,176 +33,6 @@
           <w:lang w:eastAsia="zh-CN"/>
         </w:rPr>
       </w:pPr>
-    </w:p>
-    <w:p>
-      <w:pPr>
-        <w:rPr>
-          <w:rFonts w:hint="eastAsia" w:ascii="微软雅黑" w:hAnsi="微软雅黑" w:eastAsia="微软雅黑" w:cs="微软雅黑"/>
-          <w:b/>
-          <w:bCs/>
-          <w:lang w:val="en-US" w:eastAsia="zh-CN"/>
-        </w:rPr>
-      </w:pPr>
-      <w:r>
-        <w:rPr>
-          <w:rFonts w:hint="eastAsia" w:ascii="微软雅黑" w:hAnsi="微软雅黑" w:eastAsia="微软雅黑" w:cs="微软雅黑"/>
-          <w:b/>
-          <w:bCs/>
-          <w:lang w:eastAsia="zh-CN"/>
-        </w:rPr>
-        <w:t>使用说明：</w:t>
-      </w:r>
-    </w:p>
-    <w:p>
-      <w:pPr>
-        <w:numPr>
-          <w:ilvl w:val="0"/>
-          <w:numId w:val="1"/>
-        </w:numPr>
-        <w:ind w:firstLine="420" w:firstLineChars="0"/>
-        <w:rPr>
-          <w:rFonts w:hint="eastAsia" w:ascii="微软雅黑" w:hAnsi="微软雅黑" w:eastAsia="微软雅黑" w:cs="微软雅黑"/>
-          <w:lang w:val="en-US" w:eastAsia="zh-CN"/>
-        </w:rPr>
-      </w:pPr>
-      <w:r>
-        <w:rPr>
-          <w:rFonts w:hint="eastAsia" w:ascii="微软雅黑" w:hAnsi="微软雅黑" w:eastAsia="微软雅黑" w:cs="微软雅黑"/>
-          <w:lang w:eastAsia="zh-CN"/>
-        </w:rPr>
-        <w:t>将脚本文件</w:t>
-      </w:r>
-      <w:r>
-        <w:rPr>
-          <w:rFonts w:hint="eastAsia" w:ascii="微软雅黑" w:hAnsi="微软雅黑" w:eastAsia="微软雅黑" w:cs="微软雅黑"/>
-          <w:lang w:val="en-US" w:eastAsia="zh-CN"/>
-        </w:rPr>
-        <w:t xml:space="preserve"> Export PSDUI.jsx拷贝至“ps安装目录\Presets\Scripts”目录下，如：“E:\Program Files\PS\Adobe Photoshop CS6 (64 Bit)\Presets\Scripts”。注意先更新svn，如果脚本有修改，需要用最新的覆盖。</w:t>
-      </w:r>
-    </w:p>
-    <w:p>
-      <w:pPr>
-        <w:numPr>
-          <w:ilvl w:val="0"/>
-          <w:numId w:val="1"/>
-        </w:numPr>
-        <w:ind w:firstLine="420" w:firstLineChars="0"/>
-        <w:rPr>
-          <w:rFonts w:hint="eastAsia" w:ascii="微软雅黑" w:hAnsi="微软雅黑" w:eastAsia="微软雅黑" w:cs="微软雅黑"/>
-          <w:lang w:val="en-US" w:eastAsia="zh-CN"/>
-        </w:rPr>
-      </w:pPr>
-      <w:r>
-        <w:rPr>
-          <w:rFonts w:hint="eastAsia" w:ascii="微软雅黑" w:hAnsi="微软雅黑" w:eastAsia="微软雅黑" w:cs="微软雅黑"/>
-          <w:lang w:val="en-US" w:eastAsia="zh-CN"/>
-        </w:rPr>
-        <w:t>打开一个psd文件，在ps中选择“文件-&gt;脚本-&gt;Export PSDUI”，会弹框选择一个目录，存放切图和配置文件即可。</w:t>
-      </w:r>
-    </w:p>
-    <w:p>
-      <w:pPr>
-        <w:numPr>
-          <w:ilvl w:val="0"/>
-          <w:numId w:val="1"/>
-        </w:numPr>
-        <w:ind w:firstLine="420" w:firstLineChars="0"/>
-        <w:rPr>
-          <w:rFonts w:hint="eastAsia" w:ascii="微软雅黑" w:hAnsi="微软雅黑" w:eastAsia="微软雅黑" w:cs="微软雅黑"/>
-          <w:lang w:val="en-US" w:eastAsia="zh-CN"/>
-        </w:rPr>
-      </w:pPr>
-      <w:r>
-        <w:rPr>
-          <w:rFonts w:hint="eastAsia" w:ascii="微软雅黑" w:hAnsi="微软雅黑" w:eastAsia="微软雅黑" w:cs="微软雅黑"/>
-          <w:lang w:val="en-US" w:eastAsia="zh-CN"/>
-        </w:rPr>
-        <w:t>如果p</w:t>
-      </w:r>
-      <w:r>
-        <w:rPr>
-          <w:rFonts w:hint="eastAsia" w:ascii="微软雅黑" w:hAnsi="微软雅黑" w:eastAsia="微软雅黑" w:cs="微软雅黑"/>
-          <w:sz w:val="24"/>
-          <w:szCs w:val="24"/>
-          <w:lang w:val="en-US" w:eastAsia="zh-CN"/>
-        </w:rPr>
-        <w:t>s里面运行脚本时报错：javascript 代码丢失，或者运行时ps崩溃，解决方法：将</w:t>
-      </w:r>
-      <w:r>
-        <w:rPr>
-          <w:rFonts w:hint="eastAsia" w:ascii="微软雅黑" w:hAnsi="微软雅黑" w:eastAsia="微软雅黑" w:cs="微软雅黑"/>
-          <w:lang w:val="en-US" w:eastAsia="zh-CN"/>
-        </w:rPr>
-        <w:t>Export PSDUI.jsx文件</w:t>
-      </w:r>
-      <w:r>
-        <w:rPr>
-          <w:rFonts w:hint="eastAsia" w:ascii="微软雅黑" w:hAnsi="微软雅黑" w:eastAsia="微软雅黑" w:cs="微软雅黑"/>
-          <w:sz w:val="24"/>
-          <w:szCs w:val="24"/>
-          <w:lang w:val="en-US" w:eastAsia="zh-CN"/>
-        </w:rPr>
-        <w:t>改成utf8格式编码（不是无BOM）。改文件编码方法：用记事本打开文件，文件--另存为，编码选择utf-8</w:t>
-      </w:r>
-    </w:p>
-    <w:p>
-      <w:pPr>
-        <w:numPr>
-          <w:ilvl w:val="0"/>
-          <w:numId w:val="0"/>
-        </w:numPr>
-        <w:ind w:firstLine="420" w:firstLineChars="0"/>
-        <w:rPr>
-          <w:rFonts w:hint="eastAsia" w:ascii="微软雅黑" w:hAnsi="微软雅黑" w:eastAsia="微软雅黑" w:cs="微软雅黑"/>
-          <w:lang w:val="en-US" w:eastAsia="zh-CN"/>
-        </w:rPr>
-      </w:pPr>
-      <w:r>
-        <w:rPr>
-          <w:rFonts w:hint="eastAsia" w:ascii="微软雅黑" w:hAnsi="微软雅黑" w:eastAsia="微软雅黑" w:cs="微软雅黑"/>
-        </w:rPr>
-        <w:drawing>
-          <wp:inline distT="0" distB="0" distL="114300" distR="114300">
-            <wp:extent cx="5271135" cy="1734185"/>
-            <wp:effectExtent l="0" t="0" r="5715" b="18415"/>
-            <wp:docPr id="2" name="图片 1"/>
-            <wp:cNvGraphicFramePr>
-              <a:graphicFrameLocks xmlns:a="http://schemas.openxmlformats.org/drawingml/2006/main" noChangeAspect="1"/>
-            </wp:cNvGraphicFramePr>
-            <a:graphic xmlns:a="http://schemas.openxmlformats.org/drawingml/2006/main">
-              <a:graphicData uri="http://schemas.openxmlformats.org/drawingml/2006/picture">
-                <pic:pic xmlns:pic="http://schemas.openxmlformats.org/drawingml/2006/picture">
-                  <pic:nvPicPr>
-                    <pic:cNvPr id="2" name="图片 1"/>
-                    <pic:cNvPicPr>
-                      <a:picLocks noChangeAspect="1"/>
-                    </pic:cNvPicPr>
-                  </pic:nvPicPr>
-                  <pic:blipFill>
-                    <a:blip r:embed="rId5"/>
-                    <a:stretch>
-                      <a:fillRect/>
-                    </a:stretch>
-                  </pic:blipFill>
-                  <pic:spPr>
-                    <a:xfrm>
-                      <a:off x="0" y="0"/>
-                      <a:ext cx="5271135" cy="1734185"/>
-                    </a:xfrm>
-                    <a:prstGeom prst="rect">
-                      <a:avLst/>
-                    </a:prstGeom>
-                    <a:noFill/>
-                    <a:ln w="9525">
-                      <a:noFill/>
-                    </a:ln>
-                  </pic:spPr>
-                </pic:pic>
-              </a:graphicData>
-            </a:graphic>
-          </wp:inline>
-        </w:drawing>
-      </w:r>
     </w:p>
     <w:p>
       <w:pPr>
@@ -262,7 +92,7 @@
                     </pic:cNvPicPr>
                   </pic:nvPicPr>
                   <pic:blipFill>
-                    <a:blip r:embed="rId6"/>
+                    <a:blip r:embed="rId5"/>
                     <a:stretch>
                       <a:fillRect/>
                     </a:stretch>
@@ -334,7 +164,7 @@
                     </pic:cNvPicPr>
                   </pic:nvPicPr>
                   <pic:blipFill>
-                    <a:blip r:embed="rId7"/>
+                    <a:blip r:embed="rId6"/>
                     <a:stretch>
                       <a:fillRect/>
                     </a:stretch>
@@ -706,7 +536,7 @@
                     </pic:cNvPicPr>
                   </pic:nvPicPr>
                   <pic:blipFill>
-                    <a:blip r:embed="rId8"/>
+                    <a:blip r:embed="rId7"/>
                     <a:stretch>
                       <a:fillRect/>
                     </a:stretch>
@@ -889,7 +719,7 @@
                     </pic:cNvPicPr>
                   </pic:nvPicPr>
                   <pic:blipFill>
-                    <a:blip r:embed="rId9"/>
+                    <a:blip r:embed="rId8"/>
                     <a:stretch>
                       <a:fillRect/>
                     </a:stretch>
@@ -1020,7 +850,7 @@
                     </pic:cNvPicPr>
                   </pic:nvPicPr>
                   <pic:blipFill>
-                    <a:blip r:embed="rId10"/>
+                    <a:blip r:embed="rId9"/>
                     <a:stretch>
                       <a:fillRect/>
                     </a:stretch>
@@ -1193,7 +1023,7 @@
                     </pic:cNvPicPr>
                   </pic:nvPicPr>
                   <pic:blipFill>
-                    <a:blip r:embed="rId11"/>
+                    <a:blip r:embed="rId10"/>
                     <a:stretch>
                       <a:fillRect/>
                     </a:stretch>
@@ -1316,7 +1146,7 @@
                     </pic:cNvPicPr>
                   </pic:nvPicPr>
                   <pic:blipFill>
-                    <a:blip r:embed="rId12"/>
+                    <a:blip r:embed="rId11"/>
                     <a:stretch>
                       <a:fillRect/>
                     </a:stretch>
@@ -1425,7 +1255,7 @@
                     </pic:cNvPicPr>
                   </pic:nvPicPr>
                   <pic:blipFill>
-                    <a:blip r:embed="rId13"/>
+                    <a:blip r:embed="rId12"/>
                     <a:stretch>
                       <a:fillRect/>
                     </a:stretch>
@@ -1468,7 +1298,7 @@
                     </pic:cNvPicPr>
                   </pic:nvPicPr>
                   <pic:blipFill>
-                    <a:blip r:embed="rId14"/>
+                    <a:blip r:embed="rId13"/>
                     <a:stretch>
                       <a:fillRect/>
                     </a:stretch>
@@ -1740,7 +1570,7 @@
                     </pic:cNvPicPr>
                   </pic:nvPicPr>
                   <pic:blipFill>
-                    <a:blip r:embed="rId15"/>
+                    <a:blip r:embed="rId14"/>
                     <a:stretch>
                       <a:fillRect/>
                     </a:stretch>
@@ -1812,8 +1642,6 @@
         </w:rPr>
         <w:t>对应示例：Assets\PSD2UGUI\Samples\toggle</w:t>
       </w:r>
-      <w:bookmarkStart w:id="3" w:name="_GoBack"/>
-      <w:bookmarkEnd w:id="3"/>
     </w:p>
     <w:p>
       <w:pPr>
@@ -1892,7 +1720,7 @@
       </w:r>
       <w:r>
         <w:rPr>
-          <w:rStyle w:val="5"/>
+          <w:rStyle w:val="6"/>
           <w:rFonts w:hint="eastAsia" w:ascii="微软雅黑" w:hAnsi="微软雅黑" w:eastAsia="微软雅黑" w:cs="微软雅黑"/>
           <w:i/>
           <w:iCs/>
@@ -1958,7 +1786,7 @@
                     </pic:cNvPicPr>
                   </pic:nvPicPr>
                   <pic:blipFill>
-                    <a:blip r:embed="rId16"/>
+                    <a:blip r:embed="rId15"/>
                     <a:stretch>
                       <a:fillRect/>
                     </a:stretch>
@@ -2012,7 +1840,16 @@
           <w:rFonts w:hint="eastAsia" w:ascii="微软雅黑" w:hAnsi="微软雅黑" w:eastAsia="微软雅黑" w:cs="微软雅黑"/>
           <w:lang w:val="en-US" w:eastAsia="zh-CN"/>
         </w:rPr>
-        <w:t>_Page：标识tab所控制的页面，页签中的具体内容都应放在这个图层组下面</w:t>
+        <w:t>_Page：标识tab所控制的页面，页签中的具体</w:t>
+      </w:r>
+      <w:bookmarkStart w:id="3" w:name="_GoBack"/>
+      <w:bookmarkEnd w:id="3"/>
+      <w:r>
+        <w:rPr>
+          <w:rFonts w:hint="eastAsia" w:ascii="微软雅黑" w:hAnsi="微软雅黑" w:eastAsia="微软雅黑" w:cs="微软雅黑"/>
+          <w:lang w:val="en-US" w:eastAsia="zh-CN"/>
+        </w:rPr>
+        <w:t>内容都应放在这个图层组下面</w:t>
       </w:r>
     </w:p>
     <w:p>
@@ -2156,7 +1993,7 @@
       <mc:AlternateContent>
         <mc:Choice Requires="wps">
           <w:drawing>
-            <wp:anchor distT="0" distB="0" distL="114300" distR="114300" simplePos="0" relativeHeight="251658240" behindDoc="0" locked="0" layoutInCell="1" allowOverlap="1">
+            <wp:anchor distT="0" distB="0" distL="114300" distR="114300" simplePos="0" relativeHeight="251659264" behindDoc="0" locked="0" layoutInCell="1" allowOverlap="1">
               <wp:simplePos x="0" y="0"/>
               <wp:positionH relativeFrom="margin">
                 <wp:align>center</wp:align>
@@ -2263,7 +2100,7 @@
         </mc:Choice>
         <mc:Fallback>
           <w:pict>
-            <v:shape id="_x0000_s1026" o:spid="_x0000_s1026" o:spt="202" type="#_x0000_t202" style="position:absolute;left:0pt;margin-top:0pt;height:144pt;width:144pt;mso-position-horizontal:center;mso-position-horizontal-relative:margin;mso-wrap-style:none;z-index:251658240;mso-width-relative:page;mso-height-relative:page;" filled="f" stroked="f" coordsize="21600,21600" o:gfxdata="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">
+            <v:shape id="_x0000_s1026" o:spid="_x0000_s1026" o:spt="202" type="#_x0000_t202" style="position:absolute;left:0pt;margin-top:0pt;height:144pt;width:144pt;mso-position-horizontal:center;mso-position-horizontal-relative:margin;mso-wrap-style:none;z-index:251659264;mso-width-relative:page;mso-height-relative:page;" filled="f" stroked="f" coordsize="21600,21600" o:gfxdata="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">
               <v:fill on="f" focussize="0,0"/>
               <v:stroke on="f" weight="0.5pt"/>
               <v:imagedata o:title=""/>
@@ -2329,34 +2166,15 @@
 </w:ftr>
 </file>
 
-<file path=word/numbering.xml><?xml version="1.0" encoding="utf-8"?>
-<w:numbering xmlns:wpc="http://schemas.microsoft.com/office/word/2010/wordprocessingCanvas" xmlns:mc="http://schemas.openxmlformats.org/markup-compatibility/2006" xmlns:o="urn:schemas-microsoft-com:office:office" xmlns:r="http://schemas.openxmlformats.org/officeDocument/2006/relationships" xmlns:m="http://schemas.openxmlformats.org/officeDocument/2006/math" xmlns:v="urn:schemas-microsoft-com:vml" xmlns:wp14="http://schemas.microsoft.com/office/word/2010/wordprocessingDrawing" xmlns:wp="http://schemas.openxmlformats.org/drawingml/2006/wordprocessingDrawing" xmlns:w10="urn:schemas-microsoft-com:office:word" xmlns:w="http://schemas.openxmlformats.org/wordprocessingml/2006/main" xmlns:w14="http://schemas.microsoft.com/office/word/2010/wordml" xmlns:wpg="http://schemas.microsoft.com/office/word/2010/wordprocessingGroup" xmlns:wpi="http://schemas.microsoft.com/office/word/2010/wordprocessingInk" xmlns:wne="http://schemas.microsoft.com/office/word/2006/wordml" xmlns:wps="http://schemas.microsoft.com/office/word/2010/wordprocessingShape" mc:Ignorable="w14 wp14">
-  <w:abstractNum w:abstractNumId="0">
-    <w:nsid w:val="58759CCC"/>
-    <w:multiLevelType w:val="singleLevel"/>
-    <w:tmpl w:val="58759CCC"/>
-    <w:lvl w:ilvl="0" w:tentative="0">
-      <w:start w:val="1"/>
-      <w:numFmt w:val="decimal"/>
-      <w:suff w:val="nothing"/>
-      <w:lvlText w:val="%1."/>
-      <w:lvlJc w:val="left"/>
-    </w:lvl>
-  </w:abstractNum>
-  <w:num w:numId="1">
-    <w:abstractNumId w:val="0"/>
-  </w:num>
-</w:numbering>
-</file>
-
 <file path=word/styles.xml><?xml version="1.0" encoding="utf-8"?>
-<w:styles xmlns:mc="http://schemas.openxmlformats.org/markup-compatibility/2006" xmlns:o="urn:schemas-microsoft-com:office:office" xmlns:r="http://schemas.openxmlformats.org/officeDocument/2006/relationships" xmlns:m="http://schemas.openxmlformats.org/officeDocument/2006/math" xmlns:v="urn:schemas-microsoft-com:vml" xmlns:w="http://schemas.openxmlformats.org/wordprocessingml/2006/main" xmlns:w14="http://schemas.microsoft.com/office/word/2010/wordml" xmlns:w10="urn:schemas-microsoft-com:office:word" xmlns:sl="http://schemas.openxmlformats.org/schemaLibrary/2006/main" mc:Ignorable="w14">
+<w:styles xmlns:mc="http://schemas.openxmlformats.org/markup-compatibility/2006" xmlns:o="urn:schemas-microsoft-com:office:office" xmlns:r="http://schemas.openxmlformats.org/officeDocument/2006/relationships" xmlns:m="http://schemas.openxmlformats.org/officeDocument/2006/math" xmlns:v="urn:schemas-microsoft-com:vml" xmlns:w="http://schemas.openxmlformats.org/wordprocessingml/2006/main" xmlns:w14="http://schemas.microsoft.com/office/word/2010/wordml" xmlns:w10="urn:schemas-microsoft-com:office:word" xmlns:sl="http://schemas.openxmlformats.org/schemaLibrary/2006/main" xmlns:wpsCustomData="http://www.wps.cn/officeDocument/2013/wpsCustomData" mc:Ignorable="w14">
   <w:docDefaults>
     <w:rPrDefault>
       <w:rPr>
         <w:rFonts w:asciiTheme="minorHAnsi" w:hAnsiTheme="minorHAnsi" w:eastAsiaTheme="minorEastAsia" w:cstheme="minorBidi"/>
       </w:rPr>
     </w:rPrDefault>
+    <w:pPrDefault/>
   </w:docDefaults>
   <w:latentStyles w:count="260" w:defQFormat="0" w:defUnhideWhenUsed="1" w:defSemiHidden="1" w:defUIPriority="99" w:defLockedState="0">
     <w:lsdException w:qFormat="1" w:unhideWhenUsed="0" w:uiPriority="0" w:semiHidden="0" w:name="Normal"/>
@@ -2624,19 +2442,18 @@
       <w:lang w:val="en-US" w:eastAsia="zh-CN" w:bidi="ar-SA"/>
     </w:rPr>
   </w:style>
-  <w:style w:type="character" w:default="1" w:styleId="4">
+  <w:style w:type="character" w:default="1" w:styleId="5">
     <w:name w:val="Default Paragraph Font"/>
     <w:semiHidden/>
     <w:qFormat/>
     <w:uiPriority w:val="0"/>
   </w:style>
-  <w:style w:type="table" w:default="1" w:styleId="7">
+  <w:style w:type="table" w:default="1" w:styleId="4">
     <w:name w:val="Normal Table"/>
     <w:semiHidden/>
     <w:qFormat/>
     <w:uiPriority w:val="0"/>
     <w:tblPr>
-      <w:tblLayout w:type="fixed"/>
       <w:tblCellMar>
         <w:top w:w="0" w:type="dxa"/>
         <w:left w:w="108" w:type="dxa"/>
@@ -2687,9 +2504,9 @@
       <w:sz w:val="18"/>
     </w:rPr>
   </w:style>
-  <w:style w:type="character" w:styleId="5">
+  <w:style w:type="character" w:styleId="6">
     <w:name w:val="FollowedHyperlink"/>
-    <w:basedOn w:val="4"/>
+    <w:basedOn w:val="5"/>
     <w:qFormat/>
     <w:uiPriority w:val="0"/>
     <w:rPr>
@@ -2697,9 +2514,9 @@
       <w:u w:val="single"/>
     </w:rPr>
   </w:style>
-  <w:style w:type="character" w:styleId="6">
+  <w:style w:type="character" w:styleId="7">
     <w:name w:val="Hyperlink"/>
-    <w:basedOn w:val="4"/>
+    <w:basedOn w:val="5"/>
     <w:uiPriority w:val="0"/>
     <w:rPr>
       <w:color w:val="0000FF"/>
@@ -2966,9 +2783,7 @@
 
 <file path=customXml/item1.xml><?xml version="1.0" encoding="utf-8"?>
 <s:customData xmlns="http://www.wps.cn/officeDocument/2013/wpsCustomData" xmlns:s="http://www.wps.cn/officeDocument/2013/wpsCustomData">
-  <customSectProps>
-    <customSectPr/>
-  </customSectProps>
+  <customSectProps/>
   <customShpExts>
     <customShpInfo spid="_x0000_s1026" textRotate="1"/>
   </customShpExts>
